--- a/8.资源管理/1.流程制度规范类文件/080106-服务数据管理制度.docx
+++ b/8.资源管理/1.流程制度规范类文件/080106-服务数据管理制度.docx
@@ -7,11 +7,21 @@
         <w:pStyle w:val="32"/>
         <w:bidi w:val="0"/>
         <w:rPr>
+          <w:rFonts w:hint="eastAsia"/>
+          <w:lang w:val="en-US" w:eastAsia="zh-CN"/>
+        </w:rPr>
+      </w:pPr>
+      <w:bookmarkStart w:id="0" w:name="_Toc26282"/>
+    </w:p>
+    <w:p>
+      <w:pPr>
+        <w:pStyle w:val="32"/>
+        <w:bidi w:val="0"/>
+        <w:rPr>
           <w:rFonts w:hint="default"/>
           <w:lang w:val="en-US"/>
         </w:rPr>
       </w:pPr>
-      <w:bookmarkStart w:id="0" w:name="_Toc12807"/>
       <w:r>
         <w:rPr>
           <w:rFonts w:hint="eastAsia"/>
@@ -26,7 +36,7 @@
         <w:pStyle w:val="33"/>
         <w:bidi w:val="0"/>
       </w:pPr>
-      <w:bookmarkStart w:id="1" w:name="_Toc26782"/>
+      <w:bookmarkStart w:id="1" w:name="_Toc3614"/>
       <w:r>
         <w:t>甘肃国邦信息科技有限公司</w:t>
       </w:r>
@@ -87,12 +97,6 @@
     </w:p>
     <w:p>
       <w:pPr>
-        <w:pStyle w:val="12"/>
-        <w:spacing w:line="258" w:lineRule="auto"/>
-      </w:pPr>
-    </w:p>
-    <w:p>
-      <w:pPr>
         <w:spacing w:before="69" w:line="220" w:lineRule="auto"/>
         <w:ind w:left="3954"/>
         <w:outlineLvl w:val="0"/>
@@ -102,7 +106,7 @@
           <w:szCs w:val="21"/>
         </w:rPr>
       </w:pPr>
-      <w:bookmarkStart w:id="2" w:name="_Toc11141"/>
+      <w:bookmarkStart w:id="2" w:name="_Toc984"/>
       <w:r>
         <w:rPr>
           <w:rFonts w:ascii="宋体" w:hAnsi="宋体" w:eastAsia="宋体" w:cs="宋体"/>
@@ -891,20 +895,6 @@
         <w:br w:type="page"/>
       </w:r>
     </w:p>
-    <w:p>
-      <w:pPr>
-        <w:spacing w:before="0" w:beforeLines="0" w:after="0" w:afterLines="0" w:line="240" w:lineRule="auto"/>
-        <w:ind w:left="0" w:leftChars="0" w:right="0" w:rightChars="0" w:firstLine="0" w:firstLineChars="0"/>
-        <w:jc w:val="center"/>
-        <w:rPr>
-          <w:rFonts w:ascii="宋体" w:hAnsi="宋体" w:eastAsia="宋体" w:cstheme="minorBidi"/>
-          <w:kern w:val="2"/>
-          <w:sz w:val="21"/>
-          <w:szCs w:val="24"/>
-          <w:lang w:val="en-US" w:eastAsia="zh-CN" w:bidi="ar-SA"/>
-        </w:rPr>
-      </w:pPr>
-    </w:p>
     <w:sdt>
       <w:sdtPr>
         <w:rPr>
@@ -957,8 +947,6 @@
               <w:tab w:val="right" w:leader="dot" w:pos="8306"/>
             </w:tabs>
           </w:pPr>
-          <w:bookmarkStart w:id="14" w:name="_GoBack"/>
-          <w:bookmarkEnd w:id="14"/>
           <w:r>
             <w:rPr>
               <w:rFonts w:hint="eastAsia" w:ascii="Microsoft JhengHei" w:hAnsi="Microsoft JhengHei" w:eastAsia="Microsoft JhengHei" w:cs="Microsoft JhengHei"/>
@@ -995,7 +983,7 @@
               <w:rFonts w:hint="eastAsia" w:ascii="Microsoft JhengHei" w:hAnsi="Microsoft JhengHei" w:eastAsia="Microsoft JhengHei" w:cs="Microsoft JhengHei"/>
               <w:szCs w:val="24"/>
             </w:rPr>
-            <w:instrText xml:space="preserve"> HYPERLINK \l _Toc12807 </w:instrText>
+            <w:instrText xml:space="preserve"> HYPERLINK \l _Toc26282 </w:instrText>
           </w:r>
           <w:r>
             <w:rPr>
@@ -1018,7 +1006,7 @@
             <w:fldChar w:fldCharType="begin"/>
           </w:r>
           <w:r>
-            <w:instrText xml:space="preserve"> PAGEREF _Toc12807 \h </w:instrText>
+            <w:instrText xml:space="preserve"> PAGEREF _Toc26282 \h </w:instrText>
           </w:r>
           <w:r>
             <w:fldChar w:fldCharType="separate"/>
@@ -1056,7 +1044,7 @@
               <w:rFonts w:hint="eastAsia" w:ascii="Microsoft JhengHei" w:hAnsi="Microsoft JhengHei" w:eastAsia="Microsoft JhengHei" w:cs="Microsoft JhengHei"/>
               <w:szCs w:val="24"/>
             </w:rPr>
-            <w:instrText xml:space="preserve"> HYPERLINK \l _Toc26782 </w:instrText>
+            <w:instrText xml:space="preserve"> HYPERLINK \l _Toc3614 </w:instrText>
           </w:r>
           <w:r>
             <w:rPr>
@@ -1075,7 +1063,7 @@
             <w:fldChar w:fldCharType="begin"/>
           </w:r>
           <w:r>
-            <w:instrText xml:space="preserve"> PAGEREF _Toc26782 \h </w:instrText>
+            <w:instrText xml:space="preserve"> PAGEREF _Toc3614 \h </w:instrText>
           </w:r>
           <w:r>
             <w:fldChar w:fldCharType="separate"/>
@@ -1113,7 +1101,7 @@
               <w:rFonts w:hint="eastAsia" w:ascii="Microsoft JhengHei" w:hAnsi="Microsoft JhengHei" w:eastAsia="Microsoft JhengHei" w:cs="Microsoft JhengHei"/>
               <w:szCs w:val="24"/>
             </w:rPr>
-            <w:instrText xml:space="preserve"> HYPERLINK \l _Toc11141 </w:instrText>
+            <w:instrText xml:space="preserve"> HYPERLINK \l _Toc984 </w:instrText>
           </w:r>
           <w:r>
             <w:rPr>
@@ -1137,7 +1125,7 @@
             <w:fldChar w:fldCharType="begin"/>
           </w:r>
           <w:r>
-            <w:instrText xml:space="preserve"> PAGEREF _Toc11141 \h </w:instrText>
+            <w:instrText xml:space="preserve"> PAGEREF _Toc984 \h </w:instrText>
           </w:r>
           <w:r>
             <w:fldChar w:fldCharType="separate"/>
@@ -1175,7 +1163,7 @@
               <w:rFonts w:hint="eastAsia" w:ascii="Microsoft JhengHei" w:hAnsi="Microsoft JhengHei" w:eastAsia="Microsoft JhengHei" w:cs="Microsoft JhengHei"/>
               <w:szCs w:val="24"/>
             </w:rPr>
-            <w:instrText xml:space="preserve"> HYPERLINK \l _Toc20282 </w:instrText>
+            <w:instrText xml:space="preserve"> HYPERLINK \l _Toc29334 </w:instrText>
           </w:r>
           <w:r>
             <w:rPr>
@@ -1197,7 +1185,7 @@
             <w:fldChar w:fldCharType="begin"/>
           </w:r>
           <w:r>
-            <w:instrText xml:space="preserve"> PAGEREF _Toc20282 \h </w:instrText>
+            <w:instrText xml:space="preserve"> PAGEREF _Toc29334 \h </w:instrText>
           </w:r>
           <w:r>
             <w:fldChar w:fldCharType="separate"/>
@@ -1235,7 +1223,7 @@
               <w:rFonts w:hint="eastAsia" w:ascii="Microsoft JhengHei" w:hAnsi="Microsoft JhengHei" w:eastAsia="Microsoft JhengHei" w:cs="Microsoft JhengHei"/>
               <w:szCs w:val="24"/>
             </w:rPr>
-            <w:instrText xml:space="preserve"> HYPERLINK \l _Toc32147 </w:instrText>
+            <w:instrText xml:space="preserve"> HYPERLINK \l _Toc14861 </w:instrText>
           </w:r>
           <w:r>
             <w:rPr>
@@ -1257,7 +1245,7 @@
             <w:fldChar w:fldCharType="begin"/>
           </w:r>
           <w:r>
-            <w:instrText xml:space="preserve"> PAGEREF _Toc32147 \h </w:instrText>
+            <w:instrText xml:space="preserve"> PAGEREF _Toc14861 \h </w:instrText>
           </w:r>
           <w:r>
             <w:fldChar w:fldCharType="separate"/>
@@ -1295,7 +1283,7 @@
               <w:rFonts w:hint="eastAsia" w:ascii="Microsoft JhengHei" w:hAnsi="Microsoft JhengHei" w:eastAsia="Microsoft JhengHei" w:cs="Microsoft JhengHei"/>
               <w:szCs w:val="24"/>
             </w:rPr>
-            <w:instrText xml:space="preserve"> HYPERLINK \l _Toc18960 </w:instrText>
+            <w:instrText xml:space="preserve"> HYPERLINK \l _Toc24130 </w:instrText>
           </w:r>
           <w:r>
             <w:rPr>
@@ -1317,7 +1305,7 @@
             <w:fldChar w:fldCharType="begin"/>
           </w:r>
           <w:r>
-            <w:instrText xml:space="preserve"> PAGEREF _Toc18960 \h </w:instrText>
+            <w:instrText xml:space="preserve"> PAGEREF _Toc24130 \h </w:instrText>
           </w:r>
           <w:r>
             <w:fldChar w:fldCharType="separate"/>
@@ -1355,7 +1343,7 @@
               <w:rFonts w:hint="eastAsia" w:ascii="Microsoft JhengHei" w:hAnsi="Microsoft JhengHei" w:eastAsia="Microsoft JhengHei" w:cs="Microsoft JhengHei"/>
               <w:szCs w:val="24"/>
             </w:rPr>
-            <w:instrText xml:space="preserve"> HYPERLINK \l _Toc12851 </w:instrText>
+            <w:instrText xml:space="preserve"> HYPERLINK \l _Toc8388 </w:instrText>
           </w:r>
           <w:r>
             <w:rPr>
@@ -1386,7 +1374,7 @@
             <w:fldChar w:fldCharType="begin"/>
           </w:r>
           <w:r>
-            <w:instrText xml:space="preserve"> PAGEREF _Toc12851 \h </w:instrText>
+            <w:instrText xml:space="preserve"> PAGEREF _Toc8388 \h </w:instrText>
           </w:r>
           <w:r>
             <w:fldChar w:fldCharType="separate"/>
@@ -1424,7 +1412,7 @@
               <w:rFonts w:hint="eastAsia" w:ascii="Microsoft JhengHei" w:hAnsi="Microsoft JhengHei" w:eastAsia="Microsoft JhengHei" w:cs="Microsoft JhengHei"/>
               <w:szCs w:val="24"/>
             </w:rPr>
-            <w:instrText xml:space="preserve"> HYPERLINK \l _Toc21611 </w:instrText>
+            <w:instrText xml:space="preserve"> HYPERLINK \l _Toc12048 </w:instrText>
           </w:r>
           <w:r>
             <w:rPr>
@@ -1447,21 +1435,6 @@
               <w:szCs w:val="24"/>
               <w:lang w:val="en-US" w:eastAsia="zh-CN"/>
             </w:rPr>
-            <w:t>3</w:t>
-          </w:r>
-          <w:r>
-            <w:rPr>
-              <w:rFonts w:hint="default"/>
-              <w:szCs w:val="24"/>
-            </w:rPr>
-            <w:t xml:space="preserve">.2 </w:t>
-          </w:r>
-          <w:r>
-            <w:rPr>
-              <w:rFonts w:hint="eastAsia"/>
-              <w:szCs w:val="24"/>
-              <w:lang w:val="en-US" w:eastAsia="zh-CN"/>
-            </w:rPr>
             <w:t>运维部</w:t>
           </w:r>
           <w:r>
@@ -1471,7 +1444,7 @@
             <w:fldChar w:fldCharType="begin"/>
           </w:r>
           <w:r>
-            <w:instrText xml:space="preserve"> PAGEREF _Toc21611 \h </w:instrText>
+            <w:instrText xml:space="preserve"> PAGEREF _Toc12048 \h </w:instrText>
           </w:r>
           <w:r>
             <w:fldChar w:fldCharType="separate"/>
@@ -1509,7 +1482,7 @@
               <w:rFonts w:hint="eastAsia" w:ascii="Microsoft JhengHei" w:hAnsi="Microsoft JhengHei" w:eastAsia="Microsoft JhengHei" w:cs="Microsoft JhengHei"/>
               <w:szCs w:val="24"/>
             </w:rPr>
-            <w:instrText xml:space="preserve"> HYPERLINK \l _Toc21388 </w:instrText>
+            <w:instrText xml:space="preserve"> HYPERLINK \l _Toc6435 </w:instrText>
           </w:r>
           <w:r>
             <w:rPr>
@@ -1540,7 +1513,7 @@
             <w:fldChar w:fldCharType="begin"/>
           </w:r>
           <w:r>
-            <w:instrText xml:space="preserve"> PAGEREF _Toc21388 \h </w:instrText>
+            <w:instrText xml:space="preserve"> PAGEREF _Toc6435 \h </w:instrText>
           </w:r>
           <w:r>
             <w:fldChar w:fldCharType="separate"/>
@@ -1578,7 +1551,7 @@
               <w:rFonts w:hint="eastAsia" w:ascii="Microsoft JhengHei" w:hAnsi="Microsoft JhengHei" w:eastAsia="Microsoft JhengHei" w:cs="Microsoft JhengHei"/>
               <w:szCs w:val="24"/>
             </w:rPr>
-            <w:instrText xml:space="preserve"> HYPERLINK \l _Toc952 </w:instrText>
+            <w:instrText xml:space="preserve"> HYPERLINK \l _Toc6324 </w:instrText>
           </w:r>
           <w:r>
             <w:rPr>
@@ -1608,7 +1581,7 @@
             <w:fldChar w:fldCharType="begin"/>
           </w:r>
           <w:r>
-            <w:instrText xml:space="preserve"> PAGEREF _Toc952 \h </w:instrText>
+            <w:instrText xml:space="preserve"> PAGEREF _Toc6324 \h </w:instrText>
           </w:r>
           <w:r>
             <w:fldChar w:fldCharType="separate"/>
@@ -1646,7 +1619,7 @@
               <w:rFonts w:hint="eastAsia" w:ascii="Microsoft JhengHei" w:hAnsi="Microsoft JhengHei" w:eastAsia="Microsoft JhengHei" w:cs="Microsoft JhengHei"/>
               <w:szCs w:val="24"/>
             </w:rPr>
-            <w:instrText xml:space="preserve"> HYPERLINK \l _Toc3512 </w:instrText>
+            <w:instrText xml:space="preserve"> HYPERLINK \l _Toc10901 </w:instrText>
           </w:r>
           <w:r>
             <w:rPr>
@@ -1676,7 +1649,7 @@
             <w:fldChar w:fldCharType="begin"/>
           </w:r>
           <w:r>
-            <w:instrText xml:space="preserve"> PAGEREF _Toc3512 \h </w:instrText>
+            <w:instrText xml:space="preserve"> PAGEREF _Toc10901 \h </w:instrText>
           </w:r>
           <w:r>
             <w:fldChar w:fldCharType="separate"/>
@@ -1714,7 +1687,7 @@
               <w:rFonts w:hint="eastAsia" w:ascii="Microsoft JhengHei" w:hAnsi="Microsoft JhengHei" w:eastAsia="Microsoft JhengHei" w:cs="Microsoft JhengHei"/>
               <w:szCs w:val="24"/>
             </w:rPr>
-            <w:instrText xml:space="preserve"> HYPERLINK \l _Toc30368 </w:instrText>
+            <w:instrText xml:space="preserve"> HYPERLINK \l _Toc9577 </w:instrText>
           </w:r>
           <w:r>
             <w:rPr>
@@ -1737,7 +1710,7 @@
             <w:fldChar w:fldCharType="begin"/>
           </w:r>
           <w:r>
-            <w:instrText xml:space="preserve"> PAGEREF _Toc30368 \h </w:instrText>
+            <w:instrText xml:space="preserve"> PAGEREF _Toc9577 \h </w:instrText>
           </w:r>
           <w:r>
             <w:fldChar w:fldCharType="separate"/>
@@ -1775,7 +1748,7 @@
               <w:rFonts w:hint="eastAsia" w:ascii="Microsoft JhengHei" w:hAnsi="Microsoft JhengHei" w:eastAsia="Microsoft JhengHei" w:cs="Microsoft JhengHei"/>
               <w:szCs w:val="24"/>
             </w:rPr>
-            <w:instrText xml:space="preserve"> HYPERLINK \l _Toc25570 </w:instrText>
+            <w:instrText xml:space="preserve"> HYPERLINK \l _Toc15606 </w:instrText>
           </w:r>
           <w:r>
             <w:rPr>
@@ -1805,7 +1778,7 @@
             <w:fldChar w:fldCharType="begin"/>
           </w:r>
           <w:r>
-            <w:instrText xml:space="preserve"> PAGEREF _Toc25570 \h </w:instrText>
+            <w:instrText xml:space="preserve"> PAGEREF _Toc15606 \h </w:instrText>
           </w:r>
           <w:r>
             <w:fldChar w:fldCharType="separate"/>
@@ -1843,7 +1816,7 @@
               <w:rFonts w:hint="eastAsia" w:ascii="Microsoft JhengHei" w:hAnsi="Microsoft JhengHei" w:eastAsia="Microsoft JhengHei" w:cs="Microsoft JhengHei"/>
               <w:szCs w:val="24"/>
             </w:rPr>
-            <w:instrText xml:space="preserve"> HYPERLINK \l _Toc11806 </w:instrText>
+            <w:instrText xml:space="preserve"> HYPERLINK \l _Toc20965 </w:instrText>
           </w:r>
           <w:r>
             <w:rPr>
@@ -1873,7 +1846,7 @@
             <w:fldChar w:fldCharType="begin"/>
           </w:r>
           <w:r>
-            <w:instrText xml:space="preserve"> PAGEREF _Toc11806 \h </w:instrText>
+            <w:instrText xml:space="preserve"> PAGEREF _Toc20965 \h </w:instrText>
           </w:r>
           <w:r>
             <w:fldChar w:fldCharType="separate"/>
@@ -1936,7 +1909,7 @@
           <w:rFonts w:hint="default"/>
         </w:rPr>
       </w:pPr>
-      <w:bookmarkStart w:id="3" w:name="_Toc20282"/>
+      <w:bookmarkStart w:id="3" w:name="_Toc29334"/>
       <w:r>
         <w:rPr>
           <w:rFonts w:hint="default"/>
@@ -1970,7 +1943,7 @@
           <w:rFonts w:hint="default"/>
         </w:rPr>
       </w:pPr>
-      <w:bookmarkStart w:id="4" w:name="_Toc32147"/>
+      <w:bookmarkStart w:id="4" w:name="_Toc14861"/>
       <w:r>
         <w:rPr>
           <w:rFonts w:hint="default"/>
@@ -2004,7 +1977,7 @@
           <w:rFonts w:hint="default"/>
         </w:rPr>
       </w:pPr>
-      <w:bookmarkStart w:id="5" w:name="_Toc18960"/>
+      <w:bookmarkStart w:id="5" w:name="_Toc24130"/>
       <w:r>
         <w:rPr>
           <w:rFonts w:hint="default"/>
@@ -2023,7 +1996,7 @@
           <w:szCs w:val="24"/>
         </w:rPr>
       </w:pPr>
-      <w:bookmarkStart w:id="6" w:name="_Toc12851"/>
+      <w:bookmarkStart w:id="6" w:name="_Toc8388"/>
       <w:r>
         <w:rPr>
           <w:rFonts w:hint="eastAsia"/>
@@ -2070,24 +2043,7 @@
           <w:lang w:val="en-US" w:eastAsia="zh-CN"/>
         </w:rPr>
       </w:pPr>
-      <w:bookmarkStart w:id="7" w:name="_Toc21611"/>
-      <w:r>
-        <w:rPr>
-          <w:rFonts w:hint="eastAsia"/>
-          <w:sz w:val="24"/>
-          <w:szCs w:val="24"/>
-          <w:lang w:val="en-US" w:eastAsia="zh-CN"/>
-        </w:rPr>
-        <w:t>3</w:t>
-      </w:r>
-      <w:r>
-        <w:rPr>
-          <w:rFonts w:hint="default"/>
-          <w:sz w:val="24"/>
-          <w:szCs w:val="24"/>
-        </w:rPr>
-        <w:t xml:space="preserve">.2 </w:t>
-      </w:r>
+      <w:bookmarkStart w:id="7" w:name="_Toc12048"/>
       <w:r>
         <w:rPr>
           <w:rFonts w:hint="eastAsia"/>
@@ -2176,7 +2132,7 @@
           <w:lang w:val="en-US" w:eastAsia="zh-CN"/>
         </w:rPr>
       </w:pPr>
-      <w:bookmarkStart w:id="8" w:name="_Toc21388"/>
+      <w:bookmarkStart w:id="8" w:name="_Toc6435"/>
       <w:r>
         <w:rPr>
           <w:rFonts w:hint="default"/>
@@ -2316,7 +2272,7 @@
           <w:lang w:val="en-US" w:eastAsia="zh-CN"/>
         </w:rPr>
       </w:pPr>
-      <w:bookmarkStart w:id="9" w:name="_Toc952"/>
+      <w:bookmarkStart w:id="9" w:name="_Toc6324"/>
       <w:r>
         <w:rPr>
           <w:rFonts w:hint="eastAsia"/>
@@ -2361,12 +2317,6 @@
             <w:insideH w:val="single" w:color="auto" w:sz="4" w:space="0"/>
             <w:insideV w:val="single" w:color="auto" w:sz="4" w:space="0"/>
           </w:tblBorders>
-          <w:tblCellMar>
-            <w:top w:w="0" w:type="dxa"/>
-            <w:left w:w="108" w:type="dxa"/>
-            <w:bottom w:w="0" w:type="dxa"/>
-            <w:right w:w="108" w:type="dxa"/>
-          </w:tblCellMar>
         </w:tblPrEx>
         <w:tc>
           <w:tcPr>
@@ -2814,6 +2764,14 @@
       </w:tblGrid>
       <w:tr>
         <w:tblPrEx>
+          <w:tblBorders>
+            <w:top w:val="single" w:color="auto" w:sz="4" w:space="0"/>
+            <w:left w:val="single" w:color="auto" w:sz="4" w:space="0"/>
+            <w:bottom w:val="single" w:color="auto" w:sz="4" w:space="0"/>
+            <w:right w:val="single" w:color="auto" w:sz="4" w:space="0"/>
+            <w:insideH w:val="single" w:color="auto" w:sz="4" w:space="0"/>
+            <w:insideV w:val="single" w:color="auto" w:sz="4" w:space="0"/>
+          </w:tblBorders>
           <w:tblCellMar>
             <w:top w:w="0" w:type="dxa"/>
             <w:left w:w="108" w:type="dxa"/>
@@ -3128,7 +3086,7 @@
         </w:rPr>
         <w:t xml:space="preserve"> </w:t>
       </w:r>
-      <w:bookmarkStart w:id="10" w:name="_Toc3512"/>
+      <w:bookmarkStart w:id="10" w:name="_Toc10901"/>
       <w:r>
         <w:rPr>
           <w:rFonts w:hint="eastAsia"/>
@@ -3717,7 +3675,7 @@
           <w:lang w:val="en-US" w:eastAsia="zh-CN"/>
         </w:rPr>
       </w:pPr>
-      <w:bookmarkStart w:id="11" w:name="_Toc30368"/>
+      <w:bookmarkStart w:id="11" w:name="_Toc9577"/>
       <w:r>
         <w:rPr>
           <w:rFonts w:hint="default"/>
@@ -4000,7 +3958,7 @@
           <w:lang w:val="en-US" w:eastAsia="zh-CN"/>
         </w:rPr>
       </w:pPr>
-      <w:bookmarkStart w:id="12" w:name="_Toc25570"/>
+      <w:bookmarkStart w:id="12" w:name="_Toc15606"/>
       <w:r>
         <w:rPr>
           <w:rFonts w:hint="eastAsia"/>
@@ -4013,8 +3971,8 @@
     <w:tbl>
       <w:tblPr>
         <w:tblStyle w:val="26"/>
-        <w:tblW w:w="6513" w:type="dxa"/>
-        <w:tblInd w:w="13" w:type="dxa"/>
+        <w:tblW w:w="8070" w:type="dxa"/>
+        <w:jc w:val="center"/>
         <w:tblBorders>
           <w:top w:val="single" w:color="000000" w:sz="4" w:space="0"/>
           <w:left w:val="single" w:color="000000" w:sz="4" w:space="0"/>
@@ -4032,7 +3990,8 @@
         </w:tblCellMar>
       </w:tblPr>
       <w:tblGrid>
-        <w:gridCol w:w="1557"/>
+        <w:gridCol w:w="966"/>
+        <w:gridCol w:w="2148"/>
         <w:gridCol w:w="2974"/>
         <w:gridCol w:w="991"/>
         <w:gridCol w:w="991"/>
@@ -4056,221 +4015,254 @@
         </w:tblPrEx>
         <w:trPr>
           <w:trHeight w:val="651" w:hRule="atLeast"/>
+          <w:jc w:val="center"/>
         </w:trPr>
         <w:tc>
           <w:tcPr>
-            <w:tcW w:w="1557" w:type="dxa"/>
-            <w:shd w:val="clear" w:color="auto" w:fill="auto"/>
+            <w:tcW w:w="966" w:type="dxa"/>
+            <w:shd w:val="clear" w:color="auto" w:fill="C0C0C0"/>
             <w:vAlign w:val="center"/>
           </w:tcPr>
           <w:p>
             <w:pPr>
-              <w:pStyle w:val="18"/>
               <w:keepNext w:val="0"/>
               <w:keepLines w:val="0"/>
               <w:pageBreakBefore w:val="0"/>
-              <w:widowControl/>
-              <w:suppressLineNumbers w:val="0"/>
-              <w:kinsoku/>
+              <w:widowControl w:val="0"/>
+              <w:kinsoku w:val="0"/>
               <w:wordWrap/>
               <w:overflowPunct/>
               <w:topLinePunct w:val="0"/>
-              <w:autoSpaceDE/>
-              <w:autoSpaceDN/>
+              <w:autoSpaceDE w:val="0"/>
+              <w:autoSpaceDN w:val="0"/>
               <w:bidi w:val="0"/>
-              <w:adjustRightInd/>
-              <w:snapToGrid/>
-              <w:spacing w:before="0" w:beforeAutospacing="0" w:after="0" w:afterAutospacing="0" w:line="360" w:lineRule="auto"/>
-              <w:ind w:left="0" w:right="0"/>
-              <w:textAlignment w:val="auto"/>
-              <w:rPr>
-                <w:rFonts w:hint="default" w:ascii="宋体" w:hAnsi="宋体" w:eastAsia="宋体" w:cs="宋体"/>
-                <w:i w:val="0"/>
-                <w:iCs w:val="0"/>
-                <w:caps w:val="0"/>
-                <w:color w:val="404040"/>
-                <w:spacing w:val="0"/>
+              <w:adjustRightInd w:val="0"/>
+              <w:snapToGrid w:val="0"/>
+              <w:spacing w:before="205" w:line="221" w:lineRule="auto"/>
+              <w:ind w:left="0" w:leftChars="0" w:right="0" w:rightChars="0" w:firstLine="0" w:firstLineChars="0"/>
+              <w:jc w:val="center"/>
+              <w:rPr>
+                <w:rFonts w:hint="eastAsia" w:ascii="宋体" w:hAnsi="宋体" w:eastAsia="宋体" w:cs="宋体"/>
+                <w:b/>
+                <w:bCs/>
+                <w:snapToGrid w:val="0"/>
+                <w:color w:val="000000"/>
+                <w:spacing w:val="-7"/>
+                <w:kern w:val="0"/>
                 <w:sz w:val="24"/>
                 <w:szCs w:val="24"/>
-                <w:shd w:val="clear" w:color="auto" w:fill="FFFFFF"/>
-                <w:lang w:val="en-US" w:eastAsia="zh-CN"/>
+                <w:lang w:val="en-US" w:eastAsia="zh-CN" w:bidi="ar-SA"/>
               </w:rPr>
             </w:pPr>
             <w:r>
               <w:rPr>
-                <w:rFonts w:hint="eastAsia" w:ascii="宋体" w:hAnsi="宋体" w:eastAsia="宋体" w:cs="宋体"/>
-                <w:i w:val="0"/>
-                <w:iCs w:val="0"/>
-                <w:caps w:val="0"/>
-                <w:color w:val="404040"/>
-                <w:spacing w:val="0"/>
+                <w:rFonts w:ascii="宋体" w:hAnsi="宋体" w:eastAsia="宋体" w:cs="宋体"/>
+                <w:b/>
+                <w:bCs/>
+                <w:spacing w:val="-7"/>
                 <w:sz w:val="24"/>
                 <w:szCs w:val="24"/>
-                <w:shd w:val="clear" w:color="auto" w:fill="FFFFFF"/>
-                <w:lang w:val="en-US" w:eastAsia="zh-CN"/>
-              </w:rPr>
-              <w:t>考核指标</w:t>
+              </w:rPr>
+              <w:t>序号</w:t>
             </w:r>
           </w:p>
         </w:tc>
         <w:tc>
           <w:tcPr>
-            <w:tcW w:w="2974" w:type="dxa"/>
-            <w:shd w:val="clear" w:color="auto" w:fill="auto"/>
+            <w:tcW w:w="2148" w:type="dxa"/>
+            <w:shd w:val="clear" w:color="auto" w:fill="C0C0C0"/>
             <w:vAlign w:val="center"/>
           </w:tcPr>
           <w:p>
             <w:pPr>
-              <w:pStyle w:val="18"/>
               <w:keepNext w:val="0"/>
               <w:keepLines w:val="0"/>
               <w:pageBreakBefore w:val="0"/>
-              <w:widowControl/>
-              <w:suppressLineNumbers w:val="0"/>
-              <w:kinsoku/>
+              <w:widowControl w:val="0"/>
+              <w:kinsoku w:val="0"/>
               <w:wordWrap/>
               <w:overflowPunct/>
               <w:topLinePunct w:val="0"/>
-              <w:autoSpaceDE/>
-              <w:autoSpaceDN/>
+              <w:autoSpaceDE w:val="0"/>
+              <w:autoSpaceDN w:val="0"/>
               <w:bidi w:val="0"/>
-              <w:adjustRightInd/>
-              <w:snapToGrid/>
-              <w:spacing w:before="0" w:beforeAutospacing="0" w:after="0" w:afterAutospacing="0" w:line="360" w:lineRule="auto"/>
-              <w:ind w:left="0" w:right="0"/>
-              <w:textAlignment w:val="auto"/>
+              <w:adjustRightInd w:val="0"/>
+              <w:snapToGrid w:val="0"/>
+              <w:spacing w:before="205" w:line="221" w:lineRule="auto"/>
+              <w:ind w:left="0" w:leftChars="0" w:right="0" w:rightChars="0" w:firstLine="0" w:firstLineChars="0"/>
+              <w:jc w:val="center"/>
               <w:rPr>
                 <w:rFonts w:hint="default" w:ascii="宋体" w:hAnsi="宋体" w:eastAsia="宋体" w:cs="宋体"/>
-                <w:i w:val="0"/>
-                <w:iCs w:val="0"/>
-                <w:caps w:val="0"/>
-                <w:color w:val="404040"/>
-                <w:spacing w:val="0"/>
+                <w:b/>
+                <w:bCs/>
+                <w:snapToGrid w:val="0"/>
+                <w:color w:val="000000"/>
+                <w:spacing w:val="-7"/>
+                <w:kern w:val="0"/>
                 <w:sz w:val="24"/>
                 <w:szCs w:val="24"/>
-                <w:shd w:val="clear" w:color="auto" w:fill="FFFFFF"/>
-                <w:lang w:val="en-US" w:eastAsia="zh-CN"/>
+                <w:lang w:val="en-US" w:eastAsia="zh-CN" w:bidi="ar-SA"/>
               </w:rPr>
             </w:pPr>
             <w:r>
               <w:rPr>
-                <w:rFonts w:hint="eastAsia" w:ascii="宋体" w:hAnsi="宋体" w:eastAsia="宋体" w:cs="宋体"/>
-                <w:i w:val="0"/>
-                <w:iCs w:val="0"/>
-                <w:caps w:val="0"/>
-                <w:color w:val="404040"/>
-                <w:spacing w:val="0"/>
+                <w:rFonts w:ascii="宋体" w:hAnsi="宋体" w:eastAsia="宋体" w:cs="宋体"/>
+                <w:b/>
+                <w:bCs/>
+                <w:spacing w:val="-7"/>
                 <w:sz w:val="24"/>
                 <w:szCs w:val="24"/>
-                <w:shd w:val="clear" w:color="auto" w:fill="FFFFFF"/>
-                <w:lang w:val="en-US" w:eastAsia="zh-CN"/>
-              </w:rPr>
-              <w:t>计算方式</w:t>
+              </w:rPr>
+              <w:t>衡量指标</w:t>
             </w:r>
           </w:p>
         </w:tc>
         <w:tc>
           <w:tcPr>
-            <w:tcW w:w="991" w:type="dxa"/>
-          </w:tcPr>
-          <w:p>
-            <w:pPr>
-              <w:pStyle w:val="18"/>
+            <w:tcW w:w="2974" w:type="dxa"/>
+            <w:shd w:val="clear" w:color="auto" w:fill="C0C0C0"/>
+            <w:vAlign w:val="center"/>
+          </w:tcPr>
+          <w:p>
+            <w:pPr>
               <w:keepNext w:val="0"/>
               <w:keepLines w:val="0"/>
               <w:pageBreakBefore w:val="0"/>
-              <w:widowControl/>
-              <w:suppressLineNumbers w:val="0"/>
-              <w:kinsoku/>
+              <w:widowControl w:val="0"/>
+              <w:kinsoku w:val="0"/>
               <w:wordWrap/>
               <w:overflowPunct/>
               <w:topLinePunct w:val="0"/>
-              <w:autoSpaceDE/>
-              <w:autoSpaceDN/>
+              <w:autoSpaceDE w:val="0"/>
+              <w:autoSpaceDN w:val="0"/>
               <w:bidi w:val="0"/>
-              <w:adjustRightInd/>
-              <w:snapToGrid/>
-              <w:spacing w:before="0" w:beforeAutospacing="0" w:after="0" w:afterAutospacing="0" w:line="360" w:lineRule="auto"/>
-              <w:ind w:left="0" w:right="0"/>
-              <w:textAlignment w:val="auto"/>
-              <w:rPr>
-                <w:rFonts w:hint="eastAsia" w:ascii="宋体" w:hAnsi="宋体" w:eastAsia="宋体" w:cs="宋体"/>
-                <w:i w:val="0"/>
-                <w:iCs w:val="0"/>
-                <w:caps w:val="0"/>
-                <w:color w:val="404040"/>
-                <w:spacing w:val="0"/>
+              <w:adjustRightInd w:val="0"/>
+              <w:snapToGrid w:val="0"/>
+              <w:spacing w:before="205" w:line="221" w:lineRule="auto"/>
+              <w:ind w:left="0" w:leftChars="0" w:right="0" w:rightChars="0" w:firstLine="0" w:firstLineChars="0"/>
+              <w:jc w:val="center"/>
+              <w:rPr>
+                <w:rFonts w:hint="default" w:ascii="宋体" w:hAnsi="宋体" w:eastAsia="宋体" w:cs="宋体"/>
+                <w:b/>
+                <w:bCs/>
+                <w:snapToGrid w:val="0"/>
+                <w:color w:val="000000"/>
+                <w:spacing w:val="-7"/>
+                <w:kern w:val="0"/>
                 <w:sz w:val="24"/>
                 <w:szCs w:val="24"/>
-                <w:shd w:val="clear" w:color="auto" w:fill="FFFFFF"/>
-                <w:lang w:val="en-US" w:eastAsia="zh-CN"/>
+                <w:lang w:val="en-US" w:eastAsia="zh-CN" w:bidi="ar-SA"/>
               </w:rPr>
             </w:pPr>
             <w:r>
               <w:rPr>
-                <w:rFonts w:hint="eastAsia" w:ascii="宋体" w:hAnsi="宋体" w:eastAsia="宋体" w:cs="宋体"/>
-                <w:i w:val="0"/>
-                <w:iCs w:val="0"/>
-                <w:caps w:val="0"/>
-                <w:color w:val="404040"/>
-                <w:spacing w:val="0"/>
+                <w:rFonts w:ascii="宋体" w:hAnsi="宋体" w:eastAsia="宋体" w:cs="宋体"/>
+                <w:b/>
+                <w:bCs/>
+                <w:spacing w:val="-7"/>
                 <w:sz w:val="24"/>
                 <w:szCs w:val="24"/>
-                <w:shd w:val="clear" w:color="auto" w:fill="FFFFFF"/>
-                <w:lang w:val="en-US" w:eastAsia="zh-CN"/>
-              </w:rPr>
-              <w:t>频次</w:t>
+              </w:rPr>
+              <w:t>指标计算说明</w:t>
             </w:r>
           </w:p>
         </w:tc>
         <w:tc>
           <w:tcPr>
             <w:tcW w:w="991" w:type="dxa"/>
-          </w:tcPr>
-          <w:p>
-            <w:pPr>
-              <w:pStyle w:val="18"/>
+            <w:shd w:val="clear" w:color="auto" w:fill="C0C0C0"/>
+            <w:vAlign w:val="center"/>
+          </w:tcPr>
+          <w:p>
+            <w:pPr>
               <w:keepNext w:val="0"/>
               <w:keepLines w:val="0"/>
               <w:pageBreakBefore w:val="0"/>
-              <w:widowControl/>
-              <w:suppressLineNumbers w:val="0"/>
-              <w:kinsoku/>
+              <w:widowControl w:val="0"/>
+              <w:kinsoku w:val="0"/>
               <w:wordWrap/>
               <w:overflowPunct/>
               <w:topLinePunct w:val="0"/>
-              <w:autoSpaceDE/>
-              <w:autoSpaceDN/>
+              <w:autoSpaceDE w:val="0"/>
+              <w:autoSpaceDN w:val="0"/>
               <w:bidi w:val="0"/>
-              <w:adjustRightInd/>
-              <w:snapToGrid/>
-              <w:spacing w:before="0" w:beforeAutospacing="0" w:after="0" w:afterAutospacing="0" w:line="360" w:lineRule="auto"/>
-              <w:ind w:left="0" w:right="0"/>
-              <w:textAlignment w:val="auto"/>
-              <w:rPr>
-                <w:rFonts w:hint="default" w:ascii="宋体" w:hAnsi="宋体" w:eastAsia="宋体" w:cs="宋体"/>
-                <w:i w:val="0"/>
-                <w:iCs w:val="0"/>
-                <w:caps w:val="0"/>
-                <w:color w:val="404040"/>
-                <w:spacing w:val="0"/>
+              <w:adjustRightInd w:val="0"/>
+              <w:snapToGrid w:val="0"/>
+              <w:spacing w:before="205" w:line="221" w:lineRule="auto"/>
+              <w:ind w:left="0" w:leftChars="0" w:right="0" w:rightChars="0" w:firstLine="0" w:firstLineChars="0"/>
+              <w:jc w:val="center"/>
+              <w:rPr>
+                <w:rFonts w:hint="eastAsia" w:ascii="宋体" w:hAnsi="宋体" w:eastAsia="宋体" w:cs="宋体"/>
+                <w:b/>
+                <w:bCs/>
+                <w:snapToGrid w:val="0"/>
+                <w:color w:val="000000"/>
+                <w:spacing w:val="-7"/>
+                <w:kern w:val="0"/>
                 <w:sz w:val="24"/>
                 <w:szCs w:val="24"/>
-                <w:shd w:val="clear" w:color="auto" w:fill="FFFFFF"/>
-                <w:lang w:val="en-US" w:eastAsia="zh-CN"/>
+                <w:lang w:val="en-US" w:eastAsia="zh-CN" w:bidi="ar-SA"/>
               </w:rPr>
             </w:pPr>
             <w:r>
               <w:rPr>
-                <w:rFonts w:hint="eastAsia" w:ascii="宋体" w:hAnsi="宋体" w:cs="宋体"/>
-                <w:i w:val="0"/>
-                <w:iCs w:val="0"/>
-                <w:caps w:val="0"/>
-                <w:color w:val="404040"/>
-                <w:spacing w:val="0"/>
+                <w:rFonts w:hint="eastAsia" w:ascii="宋体" w:hAnsi="宋体" w:eastAsia="宋体" w:cs="宋体"/>
+                <w:b/>
+                <w:bCs/>
+                <w:spacing w:val="-7"/>
                 <w:sz w:val="24"/>
                 <w:szCs w:val="24"/>
-                <w:shd w:val="clear" w:color="auto" w:fill="FFFFFF"/>
+                <w:lang w:val="en-US" w:eastAsia="zh-CN"/>
+              </w:rPr>
+              <w:t>考核频次</w:t>
+            </w:r>
+          </w:p>
+        </w:tc>
+        <w:tc>
+          <w:tcPr>
+            <w:tcW w:w="991" w:type="dxa"/>
+            <w:shd w:val="clear" w:color="auto" w:fill="C0C0C0"/>
+            <w:vAlign w:val="center"/>
+          </w:tcPr>
+          <w:p>
+            <w:pPr>
+              <w:keepNext w:val="0"/>
+              <w:keepLines w:val="0"/>
+              <w:pageBreakBefore w:val="0"/>
+              <w:widowControl w:val="0"/>
+              <w:kinsoku w:val="0"/>
+              <w:wordWrap/>
+              <w:overflowPunct/>
+              <w:topLinePunct w:val="0"/>
+              <w:autoSpaceDE w:val="0"/>
+              <w:autoSpaceDN w:val="0"/>
+              <w:bidi w:val="0"/>
+              <w:adjustRightInd w:val="0"/>
+              <w:snapToGrid w:val="0"/>
+              <w:spacing w:before="205" w:line="221" w:lineRule="auto"/>
+              <w:ind w:left="0" w:leftChars="0" w:right="0" w:rightChars="0" w:firstLine="0" w:firstLineChars="0"/>
+              <w:jc w:val="center"/>
+              <w:rPr>
+                <w:rFonts w:hint="default" w:ascii="宋体" w:hAnsi="宋体" w:eastAsia="宋体" w:cs="宋体"/>
+                <w:b/>
+                <w:bCs/>
+                <w:snapToGrid w:val="0"/>
+                <w:color w:val="000000"/>
+                <w:spacing w:val="-7"/>
+                <w:kern w:val="0"/>
+                <w:sz w:val="24"/>
+                <w:szCs w:val="24"/>
+                <w:lang w:val="en-US" w:eastAsia="zh-CN" w:bidi="ar-SA"/>
+              </w:rPr>
+            </w:pPr>
+            <w:r>
+              <w:rPr>
+                <w:rFonts w:hint="eastAsia" w:ascii="宋体" w:hAnsi="宋体" w:cs="宋体"/>
+                <w:b/>
+                <w:bCs/>
+                <w:spacing w:val="-7"/>
+                <w:sz w:val="24"/>
+                <w:szCs w:val="24"/>
                 <w:lang w:val="en-US" w:eastAsia="zh-CN"/>
               </w:rPr>
               <w:t>目标值</w:t>
@@ -4297,10 +4289,11 @@
         </w:tblPrEx>
         <w:trPr>
           <w:trHeight w:val="651" w:hRule="atLeast"/>
+          <w:jc w:val="center"/>
         </w:trPr>
         <w:tc>
           <w:tcPr>
-            <w:tcW w:w="1557" w:type="dxa"/>
+            <w:tcW w:w="966" w:type="dxa"/>
             <w:shd w:val="clear" w:color="auto" w:fill="auto"/>
             <w:vAlign w:val="center"/>
           </w:tcPr>
@@ -4322,18 +4315,14 @@
               <w:adjustRightInd/>
               <w:snapToGrid/>
               <w:spacing w:before="0" w:beforeAutospacing="0" w:after="0" w:afterAutospacing="0" w:line="360" w:lineRule="auto"/>
-              <w:ind w:left="0" w:right="0"/>
+              <w:ind w:left="0" w:leftChars="0" w:right="0" w:rightChars="0" w:firstLine="0" w:firstLineChars="0"/>
+              <w:jc w:val="center"/>
               <w:textAlignment w:val="auto"/>
               <w:rPr>
-                <w:rFonts w:hint="default" w:ascii="宋体" w:hAnsi="宋体" w:eastAsia="宋体" w:cs="宋体"/>
-                <w:i w:val="0"/>
-                <w:iCs w:val="0"/>
-                <w:caps w:val="0"/>
-                <w:color w:val="404040"/>
-                <w:spacing w:val="0"/>
-                <w:sz w:val="24"/>
-                <w:szCs w:val="24"/>
-                <w:shd w:val="clear" w:color="auto" w:fill="FFFFFF"/>
+                <w:rFonts w:hint="default"/>
+                <w:w w:val="105"/>
+                <w:sz w:val="18"/>
+                <w:szCs w:val="18"/>
                 <w:lang w:val="en-US" w:eastAsia="zh-CN"/>
               </w:rPr>
             </w:pPr>
@@ -4345,13 +4334,13 @@
                 <w:szCs w:val="18"/>
                 <w:lang w:val="en-US" w:eastAsia="zh-CN"/>
               </w:rPr>
-              <w:t>对服务数据分析利用次数</w:t>
+              <w:t>1</w:t>
             </w:r>
           </w:p>
         </w:tc>
         <w:tc>
           <w:tcPr>
-            <w:tcW w:w="2974" w:type="dxa"/>
+            <w:tcW w:w="2148" w:type="dxa"/>
             <w:shd w:val="clear" w:color="auto" w:fill="auto"/>
             <w:vAlign w:val="center"/>
           </w:tcPr>
@@ -4373,7 +4362,8 @@
               <w:adjustRightInd/>
               <w:snapToGrid/>
               <w:spacing w:before="0" w:beforeAutospacing="0" w:after="0" w:afterAutospacing="0" w:line="360" w:lineRule="auto"/>
-              <w:ind w:left="0" w:right="0"/>
+              <w:ind w:left="0" w:leftChars="0" w:right="0" w:rightChars="0" w:firstLine="0" w:firstLineChars="0"/>
+              <w:jc w:val="center"/>
               <w:textAlignment w:val="auto"/>
               <w:rPr>
                 <w:rFonts w:hint="default" w:ascii="宋体" w:hAnsi="宋体" w:eastAsia="宋体" w:cs="宋体"/>
@@ -4396,13 +4386,15 @@
                 <w:szCs w:val="18"/>
                 <w:lang w:val="en-US" w:eastAsia="zh-CN"/>
               </w:rPr>
-              <w:t>对服务数据分析利用次数</w:t>
+              <w:t>服务数据</w:t>
             </w:r>
           </w:p>
         </w:tc>
         <w:tc>
           <w:tcPr>
-            <w:tcW w:w="991" w:type="dxa"/>
+            <w:tcW w:w="2974" w:type="dxa"/>
+            <w:shd w:val="clear" w:color="auto" w:fill="auto"/>
+            <w:vAlign w:val="center"/>
           </w:tcPr>
           <w:p>
             <w:pPr>
@@ -4422,8 +4414,23 @@
               <w:adjustRightInd/>
               <w:snapToGrid/>
               <w:spacing w:before="0" w:beforeAutospacing="0" w:after="0" w:afterAutospacing="0" w:line="360" w:lineRule="auto"/>
-              <w:ind w:left="0" w:right="0"/>
+              <w:ind w:left="0" w:leftChars="0" w:right="0" w:rightChars="0" w:firstLine="0" w:firstLineChars="0"/>
+              <w:jc w:val="center"/>
               <w:textAlignment w:val="auto"/>
+              <w:rPr>
+                <w:rFonts w:hint="default" w:ascii="宋体" w:hAnsi="宋体" w:eastAsia="宋体" w:cs="宋体"/>
+                <w:i w:val="0"/>
+                <w:iCs w:val="0"/>
+                <w:caps w:val="0"/>
+                <w:color w:val="404040"/>
+                <w:spacing w:val="0"/>
+                <w:sz w:val="24"/>
+                <w:szCs w:val="24"/>
+                <w:shd w:val="clear" w:color="auto" w:fill="FFFFFF"/>
+                <w:lang w:val="en-US" w:eastAsia="zh-CN"/>
+              </w:rPr>
+            </w:pPr>
+            <w:r>
               <w:rPr>
                 <w:rFonts w:hint="eastAsia"/>
                 <w:w w:val="105"/>
@@ -4431,22 +4438,14 @@
                 <w:szCs w:val="18"/>
                 <w:lang w:val="en-US" w:eastAsia="zh-CN"/>
               </w:rPr>
-            </w:pPr>
-            <w:r>
-              <w:rPr>
-                <w:rFonts w:hint="eastAsia"/>
-                <w:w w:val="105"/>
-                <w:sz w:val="18"/>
-                <w:szCs w:val="18"/>
-                <w:lang w:val="en-US" w:eastAsia="zh-CN"/>
-              </w:rPr>
-              <w:t>按季度</w:t>
+              <w:t>对服务数据分析利用次数</w:t>
             </w:r>
           </w:p>
         </w:tc>
         <w:tc>
           <w:tcPr>
             <w:tcW w:w="991" w:type="dxa"/>
+            <w:vAlign w:val="center"/>
           </w:tcPr>
           <w:p>
             <w:pPr>
@@ -4466,7 +4465,54 @@
               <w:adjustRightInd/>
               <w:snapToGrid/>
               <w:spacing w:before="0" w:beforeAutospacing="0" w:after="0" w:afterAutospacing="0" w:line="360" w:lineRule="auto"/>
-              <w:ind w:left="0" w:right="0"/>
+              <w:ind w:left="0" w:leftChars="0" w:right="0" w:rightChars="0" w:firstLine="0" w:firstLineChars="0"/>
+              <w:jc w:val="center"/>
+              <w:textAlignment w:val="auto"/>
+              <w:rPr>
+                <w:rFonts w:hint="eastAsia"/>
+                <w:w w:val="105"/>
+                <w:sz w:val="18"/>
+                <w:szCs w:val="18"/>
+                <w:lang w:val="en-US" w:eastAsia="zh-CN"/>
+              </w:rPr>
+            </w:pPr>
+            <w:r>
+              <w:rPr>
+                <w:rFonts w:hint="eastAsia"/>
+                <w:w w:val="105"/>
+                <w:sz w:val="18"/>
+                <w:szCs w:val="18"/>
+                <w:lang w:val="en-US" w:eastAsia="zh-CN"/>
+              </w:rPr>
+              <w:t>按季度</w:t>
+            </w:r>
+          </w:p>
+        </w:tc>
+        <w:tc>
+          <w:tcPr>
+            <w:tcW w:w="991" w:type="dxa"/>
+            <w:vAlign w:val="center"/>
+          </w:tcPr>
+          <w:p>
+            <w:pPr>
+              <w:pStyle w:val="18"/>
+              <w:keepNext w:val="0"/>
+              <w:keepLines w:val="0"/>
+              <w:pageBreakBefore w:val="0"/>
+              <w:widowControl/>
+              <w:suppressLineNumbers w:val="0"/>
+              <w:kinsoku/>
+              <w:wordWrap/>
+              <w:overflowPunct/>
+              <w:topLinePunct w:val="0"/>
+              <w:autoSpaceDE/>
+              <w:autoSpaceDN/>
+              <w:bidi w:val="0"/>
+              <w:adjustRightInd/>
+              <w:snapToGrid/>
+              <w:spacing w:before="0" w:beforeAutospacing="0" w:after="0" w:afterAutospacing="0" w:line="360" w:lineRule="auto"/>
+              <w:ind w:left="0" w:leftChars="0" w:right="0" w:rightChars="0" w:firstLine="0" w:firstLineChars="0"/>
+              <w:jc w:val="center"/>
               <w:textAlignment w:val="auto"/>
               <w:rPr>
                 <w:rFonts w:hint="default"/>
@@ -4508,7 +4554,7 @@
           <w:lang w:val="en-US" w:eastAsia="zh-CN"/>
         </w:rPr>
       </w:pPr>
-      <w:bookmarkStart w:id="13" w:name="_Toc11806"/>
+      <w:bookmarkStart w:id="13" w:name="_Toc20965"/>
       <w:r>
         <w:rPr>
           <w:rFonts w:hint="eastAsia"/>
@@ -4517,6 +4563,8 @@
         <w:t>相关记录文件</w:t>
       </w:r>
       <w:bookmarkEnd w:id="13"/>
+      <w:bookmarkStart w:id="14" w:name="_GoBack"/>
+      <w:bookmarkEnd w:id="14"/>
     </w:p>
     <w:p>
       <w:pPr>
@@ -4525,44 +4573,17 @@
           <w:numId w:val="0"/>
         </w:numPr>
         <w:rPr>
-          <w:rFonts w:hint="default"/>
-          <w:lang w:val="en-US" w:eastAsia="zh-CN"/>
-        </w:rPr>
-      </w:pPr>
-      <w:r>
-        <w:rPr>
           <w:rFonts w:hint="eastAsia"/>
           <w:lang w:val="en-US" w:eastAsia="zh-CN"/>
         </w:rPr>
+      </w:pPr>
+      <w:r>
+        <w:rPr>
+          <w:rFonts w:hint="eastAsia"/>
+          <w:lang w:val="en-US" w:eastAsia="zh-CN"/>
+        </w:rPr>
         <w:t>《服务数据分析报告》</w:t>
       </w:r>
-    </w:p>
-    <w:p>
-      <w:pPr>
-        <w:pStyle w:val="18"/>
-        <w:keepNext w:val="0"/>
-        <w:keepLines w:val="0"/>
-        <w:pageBreakBefore w:val="0"/>
-        <w:widowControl/>
-        <w:suppressLineNumbers w:val="0"/>
-        <w:kinsoku/>
-        <w:wordWrap/>
-        <w:overflowPunct/>
-        <w:topLinePunct w:val="0"/>
-        <w:autoSpaceDE/>
-        <w:autoSpaceDN/>
-        <w:bidi w:val="0"/>
-        <w:adjustRightInd/>
-        <w:snapToGrid/>
-        <w:spacing w:before="0" w:beforeAutospacing="0" w:after="0" w:afterAutospacing="0" w:line="360" w:lineRule="auto"/>
-        <w:ind w:left="0" w:right="0"/>
-        <w:textAlignment w:val="auto"/>
-        <w:rPr>
-          <w:rFonts w:hint="eastAsia" w:ascii="宋体" w:hAnsi="宋体" w:eastAsia="宋体" w:cs="宋体"/>
-          <w:sz w:val="24"/>
-          <w:szCs w:val="24"/>
-        </w:rPr>
-      </w:pPr>
     </w:p>
     <w:sectPr>
       <w:headerReference r:id="rId5" w:type="default"/>
